--- a/数据分析实战作品集/分析报告/学员营收与留存数据分析报告.docx
+++ b/数据分析实战作品集/分析报告/学员营收与留存数据分析报告.docx
@@ -6,6 +6,7 @@
       <w:pPr>
         <w:pStyle w:val="a3"/>
         <w:rPr>
+          <w:rFonts w:hint="eastAsia"/>
           <w:b/>
           <w:bCs/>
           <w:sz w:val="36"/>
@@ -49,6 +50,17 @@
           <w:ilvl w:val="0"/>
           <w:numId w:val="4"/>
         </w:numPr>
+        <w:rPr>
+          <w:rFonts w:asciiTheme="majorHAnsi" w:eastAsiaTheme="majorEastAsia" w:hAnsiTheme="majorHAnsi" w:cstheme="majorBidi" w:hint="eastAsia"/>
+          <w:b/>
+          <w:bCs/>
+          <w:color w:val="595959" w:themeColor="text1" w:themeTint="A6"/>
+          <w:spacing w:val="15"/>
+          <w:sz w:val="28"/>
+          <w:szCs w:val="28"/>
+        </w:rPr>
+      </w:pPr>
+      <w:r>
         <w:rPr>
           <w:rFonts w:asciiTheme="majorHAnsi" w:eastAsiaTheme="majorEastAsia" w:hAnsiTheme="majorHAnsi" w:cstheme="majorBidi"/>
           <w:b/>
@@ -58,6 +70,153 @@
           <w:sz w:val="28"/>
           <w:szCs w:val="28"/>
         </w:rPr>
+        <w:t>报告基础信息</w:t>
+      </w:r>
+    </w:p>
+    <w:p>
+      <w:pPr>
+        <w:pStyle w:val="a9"/>
+        <w:widowControl/>
+        <w:numPr>
+          <w:ilvl w:val="0"/>
+          <w:numId w:val="12"/>
+        </w:numPr>
+        <w:spacing w:after="0" w:line="240" w:lineRule="auto"/>
+        <w:rPr>
+          <w:rFonts w:ascii="宋体" w:eastAsia="宋体" w:hAnsi="宋体" w:cs="宋体" w:hint="eastAsia"/>
+          <w:kern w:val="0"/>
+          <w:sz w:val="24"/>
+          <w14:ligatures w14:val="none"/>
+        </w:rPr>
+      </w:pPr>
+      <w:r>
+        <w:rPr>
+          <w:rFonts w:ascii="宋体" w:eastAsia="宋体" w:hAnsi="宋体" w:cs="宋体"/>
+          <w:kern w:val="0"/>
+          <w:sz w:val="24"/>
+          <w14:ligatures w14:val="none"/>
+        </w:rPr>
+        <w:t>分析主体：教</w:t>
+      </w:r>
+      <w:proofErr w:type="gramStart"/>
+      <w:r>
+        <w:rPr>
+          <w:rFonts w:ascii="宋体" w:eastAsia="宋体" w:hAnsi="宋体" w:cs="宋体"/>
+          <w:kern w:val="0"/>
+          <w:sz w:val="24"/>
+          <w14:ligatures w14:val="none"/>
+        </w:rPr>
+        <w:t>培机构</w:t>
+      </w:r>
+      <w:proofErr w:type="gramEnd"/>
+      <w:r>
+        <w:rPr>
+          <w:rFonts w:ascii="宋体" w:eastAsia="宋体" w:hAnsi="宋体" w:cs="宋体"/>
+          <w:kern w:val="0"/>
+          <w:sz w:val="24"/>
+          <w14:ligatures w14:val="none"/>
+        </w:rPr>
+        <w:t xml:space="preserve">学员数据 </w:t>
+      </w:r>
+    </w:p>
+    <w:p>
+      <w:pPr>
+        <w:pStyle w:val="a9"/>
+        <w:widowControl/>
+        <w:numPr>
+          <w:ilvl w:val="0"/>
+          <w:numId w:val="12"/>
+        </w:numPr>
+        <w:spacing w:after="0" w:line="240" w:lineRule="auto"/>
+        <w:rPr>
+          <w:rFonts w:ascii="宋体" w:eastAsia="宋体" w:hAnsi="宋体" w:cs="宋体" w:hint="eastAsia"/>
+          <w:kern w:val="0"/>
+          <w:sz w:val="24"/>
+          <w14:ligatures w14:val="none"/>
+        </w:rPr>
+      </w:pPr>
+      <w:r>
+        <w:rPr>
+          <w:rFonts w:ascii="宋体" w:eastAsia="宋体" w:hAnsi="宋体" w:cs="宋体"/>
+          <w:kern w:val="0"/>
+          <w:sz w:val="24"/>
+          <w14:ligatures w14:val="none"/>
+        </w:rPr>
+        <w:t xml:space="preserve">数据源：学生基本信息.xlsx </w:t>
+      </w:r>
+    </w:p>
+    <w:p>
+      <w:pPr>
+        <w:pStyle w:val="a9"/>
+        <w:widowControl/>
+        <w:numPr>
+          <w:ilvl w:val="0"/>
+          <w:numId w:val="12"/>
+        </w:numPr>
+        <w:spacing w:after="0" w:line="240" w:lineRule="auto"/>
+        <w:rPr>
+          <w:rFonts w:ascii="宋体" w:eastAsia="宋体" w:hAnsi="宋体" w:cs="宋体" w:hint="eastAsia"/>
+          <w:kern w:val="0"/>
+          <w:sz w:val="24"/>
+          <w14:ligatures w14:val="none"/>
+        </w:rPr>
+      </w:pPr>
+      <w:r>
+        <w:rPr>
+          <w:rFonts w:ascii="宋体" w:eastAsia="宋体" w:hAnsi="宋体" w:cs="宋体"/>
+          <w:kern w:val="0"/>
+          <w:sz w:val="24"/>
+          <w14:ligatures w14:val="none"/>
+        </w:rPr>
+        <w:t>分析工具：Python（Pandas/Matplotlib）、Excel、Streamlit</w:t>
+      </w:r>
+      <w:r>
+        <w:rPr>
+          <w:rFonts w:ascii="宋体" w:eastAsia="宋体" w:hAnsi="宋体" w:cs="宋体" w:hint="eastAsia"/>
+          <w:kern w:val="0"/>
+          <w:sz w:val="24"/>
+          <w14:ligatures w14:val="none"/>
+        </w:rPr>
+        <w:t>、Tableau、PowerBI</w:t>
+      </w:r>
+    </w:p>
+    <w:p>
+      <w:pPr>
+        <w:pStyle w:val="a9"/>
+        <w:numPr>
+          <w:ilvl w:val="0"/>
+          <w:numId w:val="12"/>
+        </w:numPr>
+        <w:rPr>
+          <w:rFonts w:hint="eastAsia"/>
+        </w:rPr>
+      </w:pPr>
+      <w:r>
+        <w:rPr>
+          <w:rFonts w:ascii="宋体" w:eastAsia="宋体" w:hAnsi="宋体" w:cs="宋体"/>
+          <w:kern w:val="0"/>
+          <w:sz w:val="24"/>
+          <w14:ligatures w14:val="none"/>
+        </w:rPr>
+        <w:t>分析目标：梳理营收结构、识别核心学员群体、评估活动效果、挖掘运营优化方向，为业务决策提供数据支撑</w:t>
+      </w:r>
+    </w:p>
+    <w:p>
+      <w:pPr>
+        <w:pStyle w:val="a9"/>
+        <w:numPr>
+          <w:ilvl w:val="0"/>
+          <w:numId w:val="4"/>
+        </w:numPr>
+        <w:rPr>
+          <w:rFonts w:asciiTheme="majorHAnsi" w:eastAsiaTheme="majorEastAsia" w:hAnsiTheme="majorHAnsi" w:cstheme="majorBidi" w:hint="eastAsia"/>
+          <w:b/>
+          <w:bCs/>
+          <w:color w:val="595959" w:themeColor="text1" w:themeTint="A6"/>
+          <w:spacing w:val="15"/>
+          <w:sz w:val="28"/>
+          <w:szCs w:val="28"/>
+        </w:rPr>
       </w:pPr>
       <w:r>
         <w:rPr>
@@ -69,105 +228,70 @@
           <w:sz w:val="28"/>
           <w:szCs w:val="28"/>
         </w:rPr>
-        <w:t>报告基础信息</w:t>
-      </w:r>
-    </w:p>
-    <w:p>
-      <w:pPr>
-        <w:pStyle w:val="a9"/>
-        <w:widowControl/>
-        <w:numPr>
-          <w:ilvl w:val="0"/>
-          <w:numId w:val="12"/>
-        </w:numPr>
-        <w:spacing w:after="0" w:line="240" w:lineRule="auto"/>
-        <w:rPr>
-          <w:rFonts w:ascii="宋体" w:eastAsia="宋体" w:hAnsi="宋体" w:cs="宋体"/>
-          <w:kern w:val="0"/>
+        <w:t>项目背景与分析目标</w:t>
+      </w:r>
+    </w:p>
+    <w:p>
+      <w:pPr>
+        <w:pStyle w:val="a5"/>
+        <w:jc w:val="left"/>
+        <w:rPr>
+          <w:rFonts w:hint="eastAsia"/>
+          <w:b/>
+          <w:bCs/>
           <w:sz w:val="24"/>
-          <w14:ligatures w14:val="none"/>
-        </w:rPr>
-      </w:pPr>
-      <w:r>
-        <w:rPr>
-          <w:rFonts w:ascii="宋体" w:eastAsia="宋体" w:hAnsi="宋体" w:cs="宋体"/>
-          <w:kern w:val="0"/>
+          <w:szCs w:val="24"/>
+        </w:rPr>
+      </w:pPr>
+      <w:r>
+        <w:rPr>
+          <w:b/>
+          <w:bCs/>
           <w:sz w:val="24"/>
-          <w14:ligatures w14:val="none"/>
-        </w:rPr>
-        <w:t>分析主体：教</w:t>
+          <w:szCs w:val="24"/>
+        </w:rPr>
+        <w:t>2.1 项目背景</w:t>
+      </w:r>
+    </w:p>
+    <w:p>
+      <w:pPr>
+        <w:ind w:firstLineChars="200" w:firstLine="440"/>
+        <w:rPr>
+          <w:rFonts w:hint="eastAsia"/>
+        </w:rPr>
+      </w:pPr>
+      <w:r>
+        <w:t>当前教培行业竞争激烈，机构需要清晰掌握营收来源、学员构成与留存现状。本次基于学员报名、缴费、续费、赛事考</w:t>
       </w:r>
       <w:proofErr w:type="gramStart"/>
       <w:r>
-        <w:rPr>
-          <w:rFonts w:ascii="宋体" w:eastAsia="宋体" w:hAnsi="宋体" w:cs="宋体"/>
-          <w:kern w:val="0"/>
+        <w:t>级参与</w:t>
+      </w:r>
+      <w:proofErr w:type="gramEnd"/>
+      <w:r>
+        <w:t>等全量数据开展分析，定位营收增长点与运营短板，助力精细化运营。</w:t>
+      </w:r>
+    </w:p>
+    <w:p>
+      <w:pPr>
+        <w:pStyle w:val="a5"/>
+        <w:jc w:val="left"/>
+        <w:rPr>
+          <w:rFonts w:hint="eastAsia"/>
+          <w:b/>
+          <w:bCs/>
           <w:sz w:val="24"/>
-          <w14:ligatures w14:val="none"/>
-        </w:rPr>
-        <w:t>培机构</w:t>
-      </w:r>
-      <w:proofErr w:type="gramEnd"/>
-      <w:r>
-        <w:rPr>
-          <w:rFonts w:ascii="宋体" w:eastAsia="宋体" w:hAnsi="宋体" w:cs="宋体"/>
-          <w:kern w:val="0"/>
+          <w:szCs w:val="24"/>
+        </w:rPr>
+      </w:pPr>
+      <w:r>
+        <w:rPr>
+          <w:b/>
+          <w:bCs/>
           <w:sz w:val="24"/>
-          <w14:ligatures w14:val="none"/>
-        </w:rPr>
-        <w:t xml:space="preserve">学员数据 </w:t>
-      </w:r>
-    </w:p>
-    <w:p>
-      <w:pPr>
-        <w:pStyle w:val="a9"/>
-        <w:widowControl/>
-        <w:numPr>
-          <w:ilvl w:val="0"/>
-          <w:numId w:val="12"/>
-        </w:numPr>
-        <w:spacing w:after="0" w:line="240" w:lineRule="auto"/>
-        <w:rPr>
-          <w:rFonts w:ascii="宋体" w:eastAsia="宋体" w:hAnsi="宋体" w:cs="宋体"/>
-          <w:kern w:val="0"/>
-          <w:sz w:val="24"/>
-          <w14:ligatures w14:val="none"/>
-        </w:rPr>
-      </w:pPr>
-      <w:r>
-        <w:rPr>
-          <w:rFonts w:ascii="宋体" w:eastAsia="宋体" w:hAnsi="宋体" w:cs="宋体"/>
-          <w:kern w:val="0"/>
-          <w:sz w:val="24"/>
-          <w14:ligatures w14:val="none"/>
-        </w:rPr>
-        <w:t xml:space="preserve">数据源：学生基本信息.xlsx </w:t>
-      </w:r>
-    </w:p>
-    <w:p>
-      <w:pPr>
-        <w:pStyle w:val="a9"/>
-        <w:widowControl/>
-        <w:numPr>
-          <w:ilvl w:val="0"/>
-          <w:numId w:val="12"/>
-        </w:numPr>
-        <w:spacing w:after="0" w:line="240" w:lineRule="auto"/>
-        <w:rPr>
-          <w:rFonts w:ascii="宋体" w:eastAsia="宋体" w:hAnsi="宋体" w:cs="宋体"/>
-          <w:kern w:val="0"/>
-          <w:sz w:val="24"/>
-          <w14:ligatures w14:val="none"/>
-        </w:rPr>
-      </w:pPr>
-      <w:r>
-        <w:rPr>
-          <w:rFonts w:ascii="宋体" w:eastAsia="宋体" w:hAnsi="宋体" w:cs="宋体"/>
-          <w:kern w:val="0"/>
-          <w:sz w:val="24"/>
-          <w14:ligatures w14:val="none"/>
-        </w:rPr>
-        <w:t xml:space="preserve">分析工具：Python（Pandas/Matplotlib）、Excel、Streamlit </w:t>
+          <w:szCs w:val="24"/>
+        </w:rPr>
+        <w:t>2.2 核心分析目标</w:t>
       </w:r>
     </w:p>
     <w:p>
@@ -175,20 +299,69 @@
         <w:pStyle w:val="a9"/>
         <w:numPr>
           <w:ilvl w:val="0"/>
-          <w:numId w:val="12"/>
+          <w:numId w:val="10"/>
         </w:numPr>
         <w:rPr>
           <w:rFonts w:hint="eastAsia"/>
         </w:rPr>
       </w:pPr>
       <w:r>
-        <w:rPr>
-          <w:rFonts w:ascii="宋体" w:eastAsia="宋体" w:hAnsi="宋体" w:cs="宋体"/>
-          <w:kern w:val="0"/>
-          <w:sz w:val="24"/>
-          <w14:ligatures w14:val="none"/>
-        </w:rPr>
-        <w:t>分析目标：梳理营收结构、识别核心学员群体、评估活动效果、挖掘运营优化方向，为业务决策提供数据支撑</w:t>
+        <w:t>统计整体营收规模，拆分课程、月度两大维度营收结构；</w:t>
+      </w:r>
+    </w:p>
+    <w:p>
+      <w:pPr>
+        <w:pStyle w:val="a9"/>
+        <w:numPr>
+          <w:ilvl w:val="0"/>
+          <w:numId w:val="10"/>
+        </w:numPr>
+        <w:rPr>
+          <w:rFonts w:hint="eastAsia"/>
+        </w:rPr>
+      </w:pPr>
+      <w:r>
+        <w:t>按照营收贡献完成学员价值分层，识别高价值核心学员；</w:t>
+      </w:r>
+    </w:p>
+    <w:p>
+      <w:pPr>
+        <w:pStyle w:val="a9"/>
+        <w:numPr>
+          <w:ilvl w:val="0"/>
+          <w:numId w:val="10"/>
+        </w:numPr>
+        <w:rPr>
+          <w:rFonts w:hint="eastAsia"/>
+        </w:rPr>
+      </w:pPr>
+      <w:r>
+        <w:t>分析考级、赛事等活动对学员营收（LTV）的影响；</w:t>
+      </w:r>
+    </w:p>
+    <w:p>
+      <w:pPr>
+        <w:pStyle w:val="a9"/>
+        <w:numPr>
+          <w:ilvl w:val="0"/>
+          <w:numId w:val="10"/>
+        </w:numPr>
+        <w:rPr>
+          <w:rFonts w:hint="eastAsia"/>
+        </w:rPr>
+      </w:pPr>
+      <w:r>
+        <w:t>衍生学员运营特征，划分续费潜力、活跃度等级；</w:t>
+      </w:r>
+    </w:p>
+    <w:p>
+      <w:pPr>
+        <w:rPr>
+          <w:rFonts w:hint="eastAsia"/>
+        </w:rPr>
+      </w:pPr>
+      <w:r>
+        <w:t>结合数据结论输出可落地的运营优化建议。</w:t>
       </w:r>
     </w:p>
     <w:p>
@@ -198,6 +371,17 @@
           <w:ilvl w:val="0"/>
           <w:numId w:val="4"/>
         </w:numPr>
+        <w:rPr>
+          <w:rFonts w:asciiTheme="majorHAnsi" w:eastAsiaTheme="majorEastAsia" w:hAnsiTheme="majorHAnsi" w:cstheme="majorBidi" w:hint="eastAsia"/>
+          <w:b/>
+          <w:bCs/>
+          <w:color w:val="595959" w:themeColor="text1" w:themeTint="A6"/>
+          <w:spacing w:val="15"/>
+          <w:sz w:val="28"/>
+          <w:szCs w:val="28"/>
+        </w:rPr>
+      </w:pPr>
+      <w:r>
         <w:rPr>
           <w:rFonts w:asciiTheme="majorHAnsi" w:eastAsiaTheme="majorEastAsia" w:hAnsiTheme="majorHAnsi" w:cstheme="majorBidi"/>
           <w:b/>
@@ -207,6 +391,397 @@
           <w:sz w:val="28"/>
           <w:szCs w:val="28"/>
         </w:rPr>
+        <w:t>数据预处理说明</w:t>
+      </w:r>
+    </w:p>
+    <w:p>
+      <w:pPr>
+        <w:pStyle w:val="a5"/>
+        <w:jc w:val="left"/>
+        <w:rPr>
+          <w:rFonts w:hint="eastAsia"/>
+          <w:b/>
+          <w:bCs/>
+          <w:sz w:val="24"/>
+          <w:szCs w:val="24"/>
+        </w:rPr>
+      </w:pPr>
+      <w:r>
+        <w:rPr>
+          <w:b/>
+          <w:bCs/>
+          <w:sz w:val="24"/>
+          <w:szCs w:val="24"/>
+        </w:rPr>
+        <w:t>3.1 原始数据概况</w:t>
+      </w:r>
+    </w:p>
+    <w:p>
+      <w:pPr>
+        <w:ind w:firstLineChars="200" w:firstLine="440"/>
+        <w:rPr>
+          <w:rFonts w:hint="eastAsia"/>
+        </w:rPr>
+      </w:pPr>
+      <w:r>
+        <w:t xml:space="preserve">本次分析原始数据共 </w:t>
+      </w:r>
+      <w:r>
+        <w:rPr>
+          <w:rFonts w:hint="eastAsia"/>
+        </w:rPr>
+        <w:t>32</w:t>
+      </w:r>
+      <w:r>
+        <w:t xml:space="preserve"> 条，包含学员 ID、课程科目、报名日期、首次缴费、累计续费总金额、考级 / 参赛记录、续费间隔天数等字段。</w:t>
+      </w:r>
+    </w:p>
+    <w:p>
+      <w:pPr>
+        <w:pStyle w:val="a5"/>
+        <w:jc w:val="left"/>
+        <w:rPr>
+          <w:rFonts w:hint="eastAsia"/>
+          <w:b/>
+          <w:bCs/>
+          <w:sz w:val="24"/>
+          <w:szCs w:val="24"/>
+        </w:rPr>
+      </w:pPr>
+      <w:r>
+        <w:rPr>
+          <w:b/>
+          <w:bCs/>
+          <w:sz w:val="24"/>
+          <w:szCs w:val="24"/>
+        </w:rPr>
+        <w:t>3.2 数据清洗规则</w:t>
+      </w:r>
+    </w:p>
+    <w:p>
+      <w:pPr>
+        <w:numPr>
+          <w:ilvl w:val="0"/>
+          <w:numId w:val="6"/>
+        </w:numPr>
+        <w:rPr>
+          <w:rFonts w:hint="eastAsia"/>
+          <w:b/>
+          <w:bCs/>
+        </w:rPr>
+      </w:pPr>
+      <w:proofErr w:type="gramStart"/>
+      <w:r>
+        <w:rPr>
+          <w:b/>
+          <w:bCs/>
+        </w:rPr>
+        <w:t>缺失值</w:t>
+      </w:r>
+      <w:proofErr w:type="gramEnd"/>
+      <w:r>
+        <w:rPr>
+          <w:b/>
+          <w:bCs/>
+        </w:rPr>
+        <w:t>处理</w:t>
+      </w:r>
+    </w:p>
+    <w:p>
+      <w:pPr>
+        <w:ind w:firstLineChars="200" w:firstLine="440"/>
+        <w:rPr>
+          <w:rFonts w:hint="eastAsia"/>
+        </w:rPr>
+      </w:pPr>
+      <w:r>
+        <w:t>对累计续费总金额、报名到</w:t>
+      </w:r>
+      <w:proofErr w:type="gramStart"/>
+      <w:r>
+        <w:t>首续费</w:t>
+      </w:r>
+      <w:proofErr w:type="gramEnd"/>
+      <w:r>
+        <w:t>间隔天数等空值统一填充为 0；赛事、考级空值标记为「无」。</w:t>
+      </w:r>
+    </w:p>
+    <w:p>
+      <w:pPr>
+        <w:numPr>
+          <w:ilvl w:val="0"/>
+          <w:numId w:val="6"/>
+        </w:numPr>
+        <w:rPr>
+          <w:rFonts w:hint="eastAsia"/>
+          <w:b/>
+          <w:bCs/>
+        </w:rPr>
+      </w:pPr>
+      <w:r>
+        <w:rPr>
+          <w:b/>
+          <w:bCs/>
+        </w:rPr>
+        <w:lastRenderedPageBreak/>
+        <w:t>重复数据处理</w:t>
+      </w:r>
+    </w:p>
+    <w:p>
+      <w:pPr>
+        <w:ind w:firstLineChars="200" w:firstLine="440"/>
+        <w:rPr>
+          <w:rFonts w:hint="eastAsia"/>
+        </w:rPr>
+      </w:pPr>
+      <w:r>
+        <w:t>以学员 ID为唯一标识，删除重复学员数据，保留第一条有效记录。</w:t>
+      </w:r>
+    </w:p>
+    <w:p>
+      <w:pPr>
+        <w:numPr>
+          <w:ilvl w:val="0"/>
+          <w:numId w:val="6"/>
+        </w:numPr>
+        <w:rPr>
+          <w:rFonts w:hint="eastAsia"/>
+          <w:b/>
+          <w:bCs/>
+        </w:rPr>
+      </w:pPr>
+      <w:r>
+        <w:rPr>
+          <w:b/>
+          <w:bCs/>
+        </w:rPr>
+        <w:t>异常数据过滤</w:t>
+      </w:r>
+    </w:p>
+    <w:p>
+      <w:pPr>
+        <w:ind w:firstLineChars="200" w:firstLine="440"/>
+        <w:rPr>
+          <w:rFonts w:hint="eastAsia"/>
+        </w:rPr>
+      </w:pPr>
+      <w:r>
+        <w:t>过滤营收为负数、报名日期不在统计周期内的异常数据，保证分析有效性。</w:t>
+      </w:r>
+    </w:p>
+    <w:p>
+      <w:pPr>
+        <w:numPr>
+          <w:ilvl w:val="0"/>
+          <w:numId w:val="6"/>
+        </w:numPr>
+        <w:rPr>
+          <w:rFonts w:hint="eastAsia"/>
+          <w:b/>
+          <w:bCs/>
+        </w:rPr>
+      </w:pPr>
+      <w:r>
+        <w:rPr>
+          <w:b/>
+          <w:bCs/>
+        </w:rPr>
+        <w:t xml:space="preserve">衍生指标计算 </w:t>
+      </w:r>
+    </w:p>
+    <w:p>
+      <w:pPr>
+        <w:ind w:firstLineChars="200" w:firstLine="440"/>
+        <w:rPr>
+          <w:rFonts w:hint="eastAsia"/>
+        </w:rPr>
+      </w:pPr>
+      <w:r>
+        <w:t>合计总收入 = 首次缴费 + 累计续费总金额</w:t>
+      </w:r>
+    </w:p>
+    <w:p>
+      <w:pPr>
+        <w:ind w:firstLineChars="200" w:firstLine="440"/>
+        <w:rPr>
+          <w:rFonts w:hint="eastAsia"/>
+        </w:rPr>
+      </w:pPr>
+      <w:r>
+        <w:t>学员生命周期价值 LTV = 合计总收入</w:t>
+      </w:r>
+    </w:p>
+    <w:p>
+      <w:pPr>
+        <w:pStyle w:val="a5"/>
+        <w:jc w:val="left"/>
+        <w:rPr>
+          <w:rFonts w:hint="eastAsia"/>
+          <w:b/>
+          <w:bCs/>
+          <w:sz w:val="24"/>
+          <w:szCs w:val="24"/>
+        </w:rPr>
+      </w:pPr>
+      <w:r>
+        <w:rPr>
+          <w:b/>
+          <w:bCs/>
+          <w:sz w:val="24"/>
+          <w:szCs w:val="24"/>
+        </w:rPr>
+        <w:t>3.3 学员价值分层规则（与 Excel 规则统一）</w:t>
+      </w:r>
+    </w:p>
+    <w:p>
+      <w:pPr>
+        <w:numPr>
+          <w:ilvl w:val="0"/>
+          <w:numId w:val="7"/>
+        </w:numPr>
+        <w:rPr>
+          <w:rFonts w:hint="eastAsia"/>
+        </w:rPr>
+      </w:pPr>
+      <w:r>
+        <w:t>高价值学员：合计总收入 ≥ 5000 元</w:t>
+      </w:r>
+    </w:p>
+    <w:p>
+      <w:pPr>
+        <w:numPr>
+          <w:ilvl w:val="0"/>
+          <w:numId w:val="7"/>
+        </w:numPr>
+        <w:rPr>
+          <w:rFonts w:hint="eastAsia"/>
+        </w:rPr>
+      </w:pPr>
+      <w:r>
+        <w:t>中价值学员：3000 元 ≤ 合计总收入 ＜ 5000 元</w:t>
+      </w:r>
+    </w:p>
+    <w:p>
+      <w:pPr>
+        <w:numPr>
+          <w:ilvl w:val="0"/>
+          <w:numId w:val="7"/>
+        </w:numPr>
+        <w:rPr>
+          <w:rFonts w:hint="eastAsia"/>
+        </w:rPr>
+      </w:pPr>
+      <w:r>
+        <w:t>低价值学员：合计总收入 ＜ 3000 元</w:t>
+      </w:r>
+    </w:p>
+    <w:p>
+      <w:pPr>
+        <w:pStyle w:val="a5"/>
+        <w:jc w:val="left"/>
+        <w:rPr>
+          <w:rFonts w:hint="eastAsia"/>
+          <w:b/>
+          <w:bCs/>
+          <w:sz w:val="24"/>
+          <w:szCs w:val="24"/>
+        </w:rPr>
+      </w:pPr>
+      <w:r>
+        <w:rPr>
+          <w:b/>
+          <w:bCs/>
+          <w:sz w:val="24"/>
+          <w:szCs w:val="24"/>
+        </w:rPr>
+        <w:t>3.4 数据清洗结果</w:t>
+      </w:r>
+    </w:p>
+    <w:p>
+      <w:pPr>
+        <w:numPr>
+          <w:ilvl w:val="0"/>
+          <w:numId w:val="8"/>
+        </w:numPr>
+        <w:rPr>
+          <w:rFonts w:hint="eastAsia"/>
+        </w:rPr>
+      </w:pPr>
+      <w:r>
+        <w:t>清洗前数据量：</w:t>
+      </w:r>
+      <w:r>
+        <w:rPr>
+          <w:rFonts w:hint="eastAsia"/>
+        </w:rPr>
+        <w:t>32</w:t>
+      </w:r>
+      <w:r>
+        <w:t xml:space="preserve"> 条</w:t>
+      </w:r>
+    </w:p>
+    <w:p>
+      <w:pPr>
+        <w:numPr>
+          <w:ilvl w:val="0"/>
+          <w:numId w:val="8"/>
+        </w:numPr>
+        <w:rPr>
+          <w:rFonts w:hint="eastAsia"/>
+        </w:rPr>
+      </w:pPr>
+      <w:r>
+        <w:t>清洗后有效数据量：</w:t>
+      </w:r>
+      <w:r>
+        <w:rPr>
+          <w:rFonts w:hint="eastAsia"/>
+        </w:rPr>
+        <w:t>32</w:t>
+      </w:r>
+      <w:r>
+        <w:t xml:space="preserve"> 条</w:t>
+      </w:r>
+    </w:p>
+    <w:p>
+      <w:pPr>
+        <w:numPr>
+          <w:ilvl w:val="0"/>
+          <w:numId w:val="8"/>
+        </w:numPr>
+        <w:rPr>
+          <w:rFonts w:hint="eastAsia"/>
+        </w:rPr>
+      </w:pPr>
+      <w:r>
+        <w:t>异常 / 重复数据条数：</w:t>
+      </w:r>
+      <w:r>
+        <w:rPr>
+          <w:rFonts w:hint="eastAsia"/>
+        </w:rPr>
+        <w:t>0</w:t>
+      </w:r>
+      <w:r>
+        <w:t xml:space="preserve"> 条</w:t>
+      </w:r>
+    </w:p>
+    <w:p>
+      <w:pPr>
+        <w:pStyle w:val="a9"/>
+        <w:numPr>
+          <w:ilvl w:val="0"/>
+          <w:numId w:val="4"/>
+        </w:numPr>
+        <w:rPr>
+          <w:rFonts w:asciiTheme="majorHAnsi" w:eastAsiaTheme="majorEastAsia" w:hAnsiTheme="majorHAnsi" w:cstheme="majorBidi" w:hint="eastAsia"/>
+          <w:b/>
+          <w:bCs/>
+          <w:color w:val="595959" w:themeColor="text1" w:themeTint="A6"/>
+          <w:spacing w:val="15"/>
+          <w:sz w:val="28"/>
+          <w:szCs w:val="28"/>
+        </w:rPr>
       </w:pPr>
       <w:r>
         <w:rPr>
@@ -218,7 +793,20 @@
           <w:sz w:val="28"/>
           <w:szCs w:val="28"/>
         </w:rPr>
-        <w:t>项目背景与分析目标</w:t>
+        <w:t>核心指标体系</w:t>
+      </w:r>
+    </w:p>
+    <w:p>
+      <w:pPr>
+        <w:rPr>
+          <w:rFonts w:hint="eastAsia"/>
+        </w:rPr>
+      </w:pPr>
+      <w:r>
+        <w:rPr>
+          <w:rFonts w:hint="eastAsia"/>
+        </w:rPr>
+        <w:t>整理本次分析用到的全量业务指标，分为三大类：</w:t>
       </w:r>
     </w:p>
     <w:p>
@@ -226,6 +814,7 @@
         <w:pStyle w:val="a5"/>
         <w:jc w:val="left"/>
         <w:rPr>
+          <w:rFonts w:hint="eastAsia"/>
           <w:b/>
           <w:bCs/>
           <w:sz w:val="24"/>
@@ -234,28 +823,41 @@
       </w:pPr>
       <w:r>
         <w:rPr>
+          <w:rFonts w:hint="eastAsia"/>
           <w:b/>
           <w:bCs/>
           <w:sz w:val="24"/>
           <w:szCs w:val="24"/>
         </w:rPr>
-        <w:t>2.1 项目背景</w:t>
+        <w:t>4.1 营收类指标</w:t>
       </w:r>
     </w:p>
     <w:p>
       <w:pPr>
         <w:ind w:firstLineChars="200" w:firstLine="440"/>
-      </w:pPr>
-      <w:r>
-        <w:t>当前教培行业竞争激烈，机构需要清晰掌握营收来源、学员构成与留存现状。本次基于学员报名、缴费、续费、赛事考</w:t>
+        <w:rPr>
+          <w:rFonts w:hint="eastAsia"/>
+        </w:rPr>
+      </w:pPr>
+      <w:r>
+        <w:rPr>
+          <w:rFonts w:hint="eastAsia"/>
+        </w:rPr>
+        <w:t>总营收、当月新签营收、当月实收续费、</w:t>
       </w:r>
       <w:proofErr w:type="gramStart"/>
       <w:r>
-        <w:t>级参与</w:t>
+        <w:rPr>
+          <w:rFonts w:hint="eastAsia"/>
+        </w:rPr>
+        <w:t>月度总</w:t>
       </w:r>
       <w:proofErr w:type="gramEnd"/>
       <w:r>
-        <w:t>等全量数据开展分析，定位营收增长点与运营短板，助力精细化运营。</w:t>
+        <w:rPr>
+          <w:rFonts w:hint="eastAsia"/>
+        </w:rPr>
+        <w:t>营收、学员 LTV、单课程总营收</w:t>
       </w:r>
     </w:p>
     <w:p>
@@ -263,6 +865,7 @@
         <w:pStyle w:val="a5"/>
         <w:jc w:val="left"/>
         <w:rPr>
+          <w:rFonts w:hint="eastAsia"/>
           <w:b/>
           <w:bCs/>
           <w:sz w:val="24"/>
@@ -271,70 +874,78 @@
       </w:pPr>
       <w:r>
         <w:rPr>
+          <w:rFonts w:hint="eastAsia"/>
           <w:b/>
           <w:bCs/>
           <w:sz w:val="24"/>
           <w:szCs w:val="24"/>
         </w:rPr>
-        <w:t>2.2 核心分析目标</w:t>
-      </w:r>
-    </w:p>
-    <w:p>
-      <w:pPr>
-        <w:pStyle w:val="a9"/>
-        <w:numPr>
-          <w:ilvl w:val="0"/>
-          <w:numId w:val="10"/>
-        </w:numPr>
-      </w:pPr>
-      <w:r>
-        <w:t>统计整体营收规模，拆分课程、月度两大维度营收结构；</w:t>
-      </w:r>
-    </w:p>
-    <w:p>
-      <w:pPr>
-        <w:pStyle w:val="a9"/>
-        <w:numPr>
-          <w:ilvl w:val="0"/>
-          <w:numId w:val="10"/>
-        </w:numPr>
-      </w:pPr>
-      <w:r>
-        <w:t>按照营收贡献完成学员价值分层，识别高价值核心学员；</w:t>
-      </w:r>
-    </w:p>
-    <w:p>
-      <w:pPr>
-        <w:pStyle w:val="a9"/>
-        <w:numPr>
-          <w:ilvl w:val="0"/>
-          <w:numId w:val="10"/>
-        </w:numPr>
-      </w:pPr>
-      <w:r>
-        <w:t>分析考级、赛事等活动对学员营收（LTV）的影响；</w:t>
-      </w:r>
-    </w:p>
-    <w:p>
-      <w:pPr>
-        <w:pStyle w:val="a9"/>
-        <w:numPr>
-          <w:ilvl w:val="0"/>
-          <w:numId w:val="10"/>
-        </w:numPr>
-      </w:pPr>
-      <w:r>
-        <w:t>衍生学员运营特征，划分续费潜力、活跃度等级；</w:t>
-      </w:r>
-    </w:p>
-    <w:p>
-      <w:pPr>
-        <w:rPr>
-          <w:rFonts w:hint="eastAsia"/>
-        </w:rPr>
-      </w:pPr>
-      <w:r>
-        <w:t>结合数据结论输出可落地的运营优化建议。</w:t>
+        <w:t>4.2 学员分层指标</w:t>
+      </w:r>
+    </w:p>
+    <w:p>
+      <w:pPr>
+        <w:ind w:firstLineChars="200" w:firstLine="440"/>
+        <w:rPr>
+          <w:rFonts w:hint="eastAsia"/>
+        </w:rPr>
+      </w:pPr>
+      <w:r>
+        <w:rPr>
+          <w:rFonts w:hint="eastAsia"/>
+        </w:rPr>
+        <w:t>高 / 中 / 低价值学员人数、各分层营收占比、各分层人均 LTV</w:t>
+      </w:r>
+    </w:p>
+    <w:p>
+      <w:pPr>
+        <w:pStyle w:val="a5"/>
+        <w:jc w:val="left"/>
+        <w:rPr>
+          <w:rFonts w:hint="eastAsia"/>
+          <w:b/>
+          <w:bCs/>
+          <w:sz w:val="24"/>
+          <w:szCs w:val="24"/>
+        </w:rPr>
+      </w:pPr>
+      <w:r>
+        <w:rPr>
+          <w:rFonts w:hint="eastAsia"/>
+          <w:b/>
+          <w:bCs/>
+          <w:sz w:val="24"/>
+          <w:szCs w:val="24"/>
+        </w:rPr>
+        <w:t>4.3 运营类指标</w:t>
+      </w:r>
+    </w:p>
+    <w:p>
+      <w:pPr>
+        <w:ind w:firstLineChars="200" w:firstLine="440"/>
+        <w:rPr>
+          <w:rFonts w:hint="eastAsia"/>
+        </w:rPr>
+      </w:pPr>
+      <w:r>
+        <w:rPr>
+          <w:rFonts w:hint="eastAsia"/>
+        </w:rPr>
+        <w:t>活动参与率、学员活跃度、学员续费潜力、报名</w:t>
+      </w:r>
+      <w:proofErr w:type="gramStart"/>
+      <w:r>
+        <w:rPr>
+          <w:rFonts w:hint="eastAsia"/>
+        </w:rPr>
+        <w:t>至续费</w:t>
+      </w:r>
+      <w:proofErr w:type="gramEnd"/>
+      <w:r>
+        <w:rPr>
+          <w:rFonts w:hint="eastAsia"/>
+        </w:rPr>
+        <w:t>间隔天数</w:t>
       </w:r>
     </w:p>
     <w:p>
@@ -344,6 +955,17 @@
           <w:ilvl w:val="0"/>
           <w:numId w:val="4"/>
         </w:numPr>
+        <w:rPr>
+          <w:rFonts w:asciiTheme="majorHAnsi" w:eastAsiaTheme="majorEastAsia" w:hAnsiTheme="majorHAnsi" w:cstheme="majorBidi" w:hint="eastAsia"/>
+          <w:b/>
+          <w:bCs/>
+          <w:color w:val="595959" w:themeColor="text1" w:themeTint="A6"/>
+          <w:spacing w:val="15"/>
+          <w:sz w:val="28"/>
+          <w:szCs w:val="28"/>
+        </w:rPr>
+      </w:pPr>
+      <w:r>
         <w:rPr>
           <w:rFonts w:asciiTheme="majorHAnsi" w:eastAsiaTheme="majorEastAsia" w:hAnsiTheme="majorHAnsi" w:cstheme="majorBidi"/>
           <w:b/>
@@ -353,18 +975,8 @@
           <w:sz w:val="28"/>
           <w:szCs w:val="28"/>
         </w:rPr>
-      </w:pPr>
-      <w:r>
-        <w:rPr>
-          <w:rFonts w:asciiTheme="majorHAnsi" w:eastAsiaTheme="majorEastAsia" w:hAnsiTheme="majorHAnsi" w:cstheme="majorBidi"/>
-          <w:b/>
-          <w:bCs/>
-          <w:color w:val="595959" w:themeColor="text1" w:themeTint="A6"/>
-          <w:spacing w:val="15"/>
-          <w:sz w:val="28"/>
-          <w:szCs w:val="28"/>
-        </w:rPr>
-        <w:t>数据预处理说明</w:t>
+        <w:lastRenderedPageBreak/>
+        <w:t>多维度数据分析</w:t>
       </w:r>
     </w:p>
     <w:p>
@@ -372,6 +984,7 @@
         <w:pStyle w:val="a5"/>
         <w:jc w:val="left"/>
         <w:rPr>
+          <w:rFonts w:hint="eastAsia"/>
           <w:b/>
           <w:bCs/>
           <w:sz w:val="24"/>
@@ -385,550 +998,6 @@
           <w:sz w:val="24"/>
           <w:szCs w:val="24"/>
         </w:rPr>
-        <w:t>3.1 原始数据概况</w:t>
-      </w:r>
-    </w:p>
-    <w:p>
-      <w:pPr>
-        <w:ind w:firstLineChars="200" w:firstLine="440"/>
-      </w:pPr>
-      <w:r>
-        <w:t xml:space="preserve">本次分析原始数据共 </w:t>
-      </w:r>
-      <w:r>
-        <w:rPr>
-          <w:rFonts w:hint="eastAsia"/>
-        </w:rPr>
-        <w:t>32</w:t>
-      </w:r>
-      <w:r>
-        <w:t xml:space="preserve"> 条，包含学员 ID、课程科目、报名日期、首次缴费、累计续费总金额、考级 / 参赛记录、续费间隔天数等字段。</w:t>
-      </w:r>
-    </w:p>
-    <w:p>
-      <w:pPr>
-        <w:pStyle w:val="a5"/>
-        <w:jc w:val="left"/>
-        <w:rPr>
-          <w:b/>
-          <w:bCs/>
-          <w:sz w:val="24"/>
-          <w:szCs w:val="24"/>
-        </w:rPr>
-      </w:pPr>
-      <w:r>
-        <w:rPr>
-          <w:b/>
-          <w:bCs/>
-          <w:sz w:val="24"/>
-          <w:szCs w:val="24"/>
-        </w:rPr>
-        <w:t>3.2 数据清洗规则</w:t>
-      </w:r>
-    </w:p>
-    <w:p>
-      <w:pPr>
-        <w:numPr>
-          <w:ilvl w:val="0"/>
-          <w:numId w:val="6"/>
-        </w:numPr>
-        <w:rPr>
-          <w:b/>
-          <w:bCs/>
-        </w:rPr>
-      </w:pPr>
-      <w:proofErr w:type="gramStart"/>
-      <w:r>
-        <w:rPr>
-          <w:b/>
-          <w:bCs/>
-        </w:rPr>
-        <w:t>缺失值</w:t>
-      </w:r>
-      <w:proofErr w:type="gramEnd"/>
-      <w:r>
-        <w:rPr>
-          <w:b/>
-          <w:bCs/>
-        </w:rPr>
-        <w:t>处理</w:t>
-      </w:r>
-    </w:p>
-    <w:p>
-      <w:pPr>
-        <w:ind w:firstLineChars="200" w:firstLine="440"/>
-      </w:pPr>
-      <w:r>
-        <w:t>对累计续费总金额、报名到</w:t>
-      </w:r>
-      <w:proofErr w:type="gramStart"/>
-      <w:r>
-        <w:t>首续费</w:t>
-      </w:r>
-      <w:proofErr w:type="gramEnd"/>
-      <w:r>
-        <w:t>间隔天数等空值统一填充为 0；赛事、考级空值标记为「无」。</w:t>
-      </w:r>
-    </w:p>
-    <w:p>
-      <w:pPr>
-        <w:numPr>
-          <w:ilvl w:val="0"/>
-          <w:numId w:val="6"/>
-        </w:numPr>
-        <w:rPr>
-          <w:b/>
-          <w:bCs/>
-        </w:rPr>
-      </w:pPr>
-      <w:r>
-        <w:rPr>
-          <w:b/>
-          <w:bCs/>
-        </w:rPr>
-        <w:t>重复数据处理</w:t>
-      </w:r>
-    </w:p>
-    <w:p>
-      <w:pPr>
-        <w:ind w:firstLineChars="200" w:firstLine="440"/>
-      </w:pPr>
-      <w:r>
-        <w:lastRenderedPageBreak/>
-        <w:t>以学员 ID为唯一标识，删除重复学员数据，保留第一条有效记录。</w:t>
-      </w:r>
-    </w:p>
-    <w:p>
-      <w:pPr>
-        <w:numPr>
-          <w:ilvl w:val="0"/>
-          <w:numId w:val="6"/>
-        </w:numPr>
-        <w:rPr>
-          <w:b/>
-          <w:bCs/>
-        </w:rPr>
-      </w:pPr>
-      <w:r>
-        <w:rPr>
-          <w:b/>
-          <w:bCs/>
-        </w:rPr>
-        <w:t>异常数据过滤</w:t>
-      </w:r>
-    </w:p>
-    <w:p>
-      <w:pPr>
-        <w:ind w:firstLineChars="200" w:firstLine="440"/>
-      </w:pPr>
-      <w:r>
-        <w:t>过滤营收为负数、报名日期不在统计周期内的异常数据，保证分析有效性。</w:t>
-      </w:r>
-    </w:p>
-    <w:p>
-      <w:pPr>
-        <w:numPr>
-          <w:ilvl w:val="0"/>
-          <w:numId w:val="6"/>
-        </w:numPr>
-        <w:rPr>
-          <w:b/>
-          <w:bCs/>
-        </w:rPr>
-      </w:pPr>
-      <w:r>
-        <w:rPr>
-          <w:b/>
-          <w:bCs/>
-        </w:rPr>
-        <w:t xml:space="preserve">衍生指标计算 </w:t>
-      </w:r>
-    </w:p>
-    <w:p>
-      <w:pPr>
-        <w:ind w:firstLineChars="200" w:firstLine="440"/>
-      </w:pPr>
-      <w:r>
-        <w:t>合计总收入 = 首次缴费 + 累计续费总金额</w:t>
-      </w:r>
-    </w:p>
-    <w:p>
-      <w:pPr>
-        <w:ind w:firstLineChars="200" w:firstLine="440"/>
-      </w:pPr>
-      <w:r>
-        <w:t>学员生命周期价值 LTV = 合计总收入</w:t>
-      </w:r>
-    </w:p>
-    <w:p>
-      <w:pPr>
-        <w:pStyle w:val="a5"/>
-        <w:jc w:val="left"/>
-        <w:rPr>
-          <w:b/>
-          <w:bCs/>
-          <w:sz w:val="24"/>
-          <w:szCs w:val="24"/>
-        </w:rPr>
-      </w:pPr>
-      <w:r>
-        <w:rPr>
-          <w:b/>
-          <w:bCs/>
-          <w:sz w:val="24"/>
-          <w:szCs w:val="24"/>
-        </w:rPr>
-        <w:t>3.3 学员价值分层规则（与 Excel 规则统一）</w:t>
-      </w:r>
-    </w:p>
-    <w:p>
-      <w:pPr>
-        <w:numPr>
-          <w:ilvl w:val="0"/>
-          <w:numId w:val="7"/>
-        </w:numPr>
-      </w:pPr>
-      <w:r>
-        <w:t>高价值学员：合计总收入 ≥ 5000 元</w:t>
-      </w:r>
-    </w:p>
-    <w:p>
-      <w:pPr>
-        <w:numPr>
-          <w:ilvl w:val="0"/>
-          <w:numId w:val="7"/>
-        </w:numPr>
-      </w:pPr>
-      <w:r>
-        <w:t>中价值学员：3000 元 ≤ 合计总收入 ＜ 5000 元</w:t>
-      </w:r>
-    </w:p>
-    <w:p>
-      <w:pPr>
-        <w:numPr>
-          <w:ilvl w:val="0"/>
-          <w:numId w:val="7"/>
-        </w:numPr>
-      </w:pPr>
-      <w:r>
-        <w:t>低价值学员：合计总收入 ＜ 3000 元</w:t>
-      </w:r>
-    </w:p>
-    <w:p>
-      <w:pPr>
-        <w:pStyle w:val="a5"/>
-        <w:jc w:val="left"/>
-        <w:rPr>
-          <w:b/>
-          <w:bCs/>
-          <w:sz w:val="24"/>
-          <w:szCs w:val="24"/>
-        </w:rPr>
-      </w:pPr>
-      <w:r>
-        <w:rPr>
-          <w:b/>
-          <w:bCs/>
-          <w:sz w:val="24"/>
-          <w:szCs w:val="24"/>
-        </w:rPr>
-        <w:t>3.4 数据清洗结果</w:t>
-      </w:r>
-    </w:p>
-    <w:p>
-      <w:pPr>
-        <w:numPr>
-          <w:ilvl w:val="0"/>
-          <w:numId w:val="8"/>
-        </w:numPr>
-      </w:pPr>
-      <w:r>
-        <w:t>清洗前数据量：</w:t>
-      </w:r>
-      <w:r>
-        <w:rPr>
-          <w:rFonts w:hint="eastAsia"/>
-        </w:rPr>
-        <w:t>32</w:t>
-      </w:r>
-      <w:r>
-        <w:t xml:space="preserve"> 条</w:t>
-      </w:r>
-    </w:p>
-    <w:p>
-      <w:pPr>
-        <w:numPr>
-          <w:ilvl w:val="0"/>
-          <w:numId w:val="8"/>
-        </w:numPr>
-      </w:pPr>
-      <w:r>
-        <w:t>清洗后有效数据量：</w:t>
-      </w:r>
-      <w:r>
-        <w:rPr>
-          <w:rFonts w:hint="eastAsia"/>
-        </w:rPr>
-        <w:t>32</w:t>
-      </w:r>
-      <w:r>
-        <w:t xml:space="preserve"> 条</w:t>
-      </w:r>
-    </w:p>
-    <w:p>
-      <w:pPr>
-        <w:numPr>
-          <w:ilvl w:val="0"/>
-          <w:numId w:val="8"/>
-        </w:numPr>
-        <w:rPr>
-          <w:rFonts w:hint="eastAsia"/>
-        </w:rPr>
-      </w:pPr>
-      <w:r>
-        <w:t>异常 / 重复数据条数：</w:t>
-      </w:r>
-      <w:r>
-        <w:rPr>
-          <w:rFonts w:hint="eastAsia"/>
-        </w:rPr>
-        <w:t>0</w:t>
-      </w:r>
-      <w:r>
-        <w:t xml:space="preserve"> 条</w:t>
-      </w:r>
-    </w:p>
-    <w:p>
-      <w:pPr>
-        <w:pStyle w:val="a9"/>
-        <w:numPr>
-          <w:ilvl w:val="0"/>
-          <w:numId w:val="4"/>
-        </w:numPr>
-        <w:rPr>
-          <w:rFonts w:asciiTheme="majorHAnsi" w:eastAsiaTheme="majorEastAsia" w:hAnsiTheme="majorHAnsi" w:cstheme="majorBidi"/>
-          <w:b/>
-          <w:bCs/>
-          <w:color w:val="595959" w:themeColor="text1" w:themeTint="A6"/>
-          <w:spacing w:val="15"/>
-          <w:sz w:val="28"/>
-          <w:szCs w:val="28"/>
-        </w:rPr>
-      </w:pPr>
-      <w:r>
-        <w:rPr>
-          <w:rFonts w:asciiTheme="majorHAnsi" w:eastAsiaTheme="majorEastAsia" w:hAnsiTheme="majorHAnsi" w:cstheme="majorBidi"/>
-          <w:b/>
-          <w:bCs/>
-          <w:color w:val="595959" w:themeColor="text1" w:themeTint="A6"/>
-          <w:spacing w:val="15"/>
-          <w:sz w:val="28"/>
-          <w:szCs w:val="28"/>
-        </w:rPr>
-        <w:t>核心指标体系</w:t>
-      </w:r>
-    </w:p>
-    <w:p>
-      <w:pPr>
-        <w:rPr>
-          <w:rFonts w:hint="eastAsia"/>
-        </w:rPr>
-      </w:pPr>
-      <w:r>
-        <w:rPr>
-          <w:rFonts w:hint="eastAsia"/>
-        </w:rPr>
-        <w:t>整理本次分析用到的全量业务指标，分为三大类：</w:t>
-      </w:r>
-    </w:p>
-    <w:p>
-      <w:pPr>
-        <w:pStyle w:val="a5"/>
-        <w:jc w:val="left"/>
-        <w:rPr>
-          <w:rFonts w:hint="eastAsia"/>
-          <w:b/>
-          <w:bCs/>
-          <w:sz w:val="24"/>
-          <w:szCs w:val="24"/>
-        </w:rPr>
-      </w:pPr>
-      <w:r>
-        <w:rPr>
-          <w:rFonts w:hint="eastAsia"/>
-          <w:b/>
-          <w:bCs/>
-          <w:sz w:val="24"/>
-          <w:szCs w:val="24"/>
-        </w:rPr>
-        <w:t>4.1 营收类指标</w:t>
-      </w:r>
-    </w:p>
-    <w:p>
-      <w:pPr>
-        <w:ind w:firstLineChars="200" w:firstLine="440"/>
-        <w:rPr>
-          <w:rFonts w:hint="eastAsia"/>
-        </w:rPr>
-      </w:pPr>
-      <w:r>
-        <w:rPr>
-          <w:rFonts w:hint="eastAsia"/>
-        </w:rPr>
-        <w:t>总营收、当月新签营收、当月实收续费、</w:t>
-      </w:r>
-      <w:proofErr w:type="gramStart"/>
-      <w:r>
-        <w:rPr>
-          <w:rFonts w:hint="eastAsia"/>
-        </w:rPr>
-        <w:t>月度总</w:t>
-      </w:r>
-      <w:proofErr w:type="gramEnd"/>
-      <w:r>
-        <w:rPr>
-          <w:rFonts w:hint="eastAsia"/>
-        </w:rPr>
-        <w:t>营收、学员 LTV、单课程总营收</w:t>
-      </w:r>
-    </w:p>
-    <w:p>
-      <w:pPr>
-        <w:pStyle w:val="a5"/>
-        <w:jc w:val="left"/>
-        <w:rPr>
-          <w:rFonts w:hint="eastAsia"/>
-          <w:b/>
-          <w:bCs/>
-          <w:sz w:val="24"/>
-          <w:szCs w:val="24"/>
-        </w:rPr>
-      </w:pPr>
-      <w:r>
-        <w:rPr>
-          <w:rFonts w:hint="eastAsia"/>
-          <w:b/>
-          <w:bCs/>
-          <w:sz w:val="24"/>
-          <w:szCs w:val="24"/>
-        </w:rPr>
-        <w:t>4.2 学员分层指标</w:t>
-      </w:r>
-    </w:p>
-    <w:p>
-      <w:pPr>
-        <w:ind w:firstLineChars="200" w:firstLine="440"/>
-        <w:rPr>
-          <w:rFonts w:hint="eastAsia"/>
-        </w:rPr>
-      </w:pPr>
-      <w:r>
-        <w:rPr>
-          <w:rFonts w:hint="eastAsia"/>
-        </w:rPr>
-        <w:t>高 / 中 / 低价值学员人数、各分层营收占比、各分层人均 LTV</w:t>
-      </w:r>
-    </w:p>
-    <w:p>
-      <w:pPr>
-        <w:pStyle w:val="a5"/>
-        <w:jc w:val="left"/>
-        <w:rPr>
-          <w:rFonts w:hint="eastAsia"/>
-          <w:b/>
-          <w:bCs/>
-          <w:sz w:val="24"/>
-          <w:szCs w:val="24"/>
-        </w:rPr>
-      </w:pPr>
-      <w:r>
-        <w:rPr>
-          <w:rFonts w:hint="eastAsia"/>
-          <w:b/>
-          <w:bCs/>
-          <w:sz w:val="24"/>
-          <w:szCs w:val="24"/>
-        </w:rPr>
-        <w:t>4.3 运营类指标</w:t>
-      </w:r>
-    </w:p>
-    <w:p>
-      <w:pPr>
-        <w:ind w:firstLineChars="200" w:firstLine="440"/>
-        <w:rPr>
-          <w:rFonts w:hint="eastAsia"/>
-        </w:rPr>
-      </w:pPr>
-      <w:r>
-        <w:rPr>
-          <w:rFonts w:hint="eastAsia"/>
-        </w:rPr>
-        <w:t>活动参与率、学员活跃度、学员续费潜力、报名</w:t>
-      </w:r>
-      <w:proofErr w:type="gramStart"/>
-      <w:r>
-        <w:rPr>
-          <w:rFonts w:hint="eastAsia"/>
-        </w:rPr>
-        <w:t>至续费</w:t>
-      </w:r>
-      <w:proofErr w:type="gramEnd"/>
-      <w:r>
-        <w:rPr>
-          <w:rFonts w:hint="eastAsia"/>
-        </w:rPr>
-        <w:t>间隔天数</w:t>
-      </w:r>
-    </w:p>
-    <w:p>
-      <w:pPr>
-        <w:pStyle w:val="a9"/>
-        <w:numPr>
-          <w:ilvl w:val="0"/>
-          <w:numId w:val="4"/>
-        </w:numPr>
-        <w:rPr>
-          <w:rFonts w:asciiTheme="majorHAnsi" w:eastAsiaTheme="majorEastAsia" w:hAnsiTheme="majorHAnsi" w:cstheme="majorBidi"/>
-          <w:b/>
-          <w:bCs/>
-          <w:color w:val="595959" w:themeColor="text1" w:themeTint="A6"/>
-          <w:spacing w:val="15"/>
-          <w:sz w:val="28"/>
-          <w:szCs w:val="28"/>
-        </w:rPr>
-      </w:pPr>
-      <w:r>
-        <w:rPr>
-          <w:rFonts w:asciiTheme="majorHAnsi" w:eastAsiaTheme="majorEastAsia" w:hAnsiTheme="majorHAnsi" w:cstheme="majorBidi"/>
-          <w:b/>
-          <w:bCs/>
-          <w:color w:val="595959" w:themeColor="text1" w:themeTint="A6"/>
-          <w:spacing w:val="15"/>
-          <w:sz w:val="28"/>
-          <w:szCs w:val="28"/>
-        </w:rPr>
-        <w:t>多维度数据分析</w:t>
-      </w:r>
-    </w:p>
-    <w:p>
-      <w:pPr>
-        <w:pStyle w:val="a5"/>
-        <w:jc w:val="left"/>
-        <w:rPr>
-          <w:b/>
-          <w:bCs/>
-          <w:sz w:val="24"/>
-          <w:szCs w:val="24"/>
-        </w:rPr>
-      </w:pPr>
-      <w:r>
-        <w:rPr>
-          <w:b/>
-          <w:bCs/>
-          <w:sz w:val="24"/>
-          <w:szCs w:val="24"/>
-        </w:rPr>
-        <w:lastRenderedPageBreak/>
         <w:t>5.1 课程维度营收分析</w:t>
       </w:r>
     </w:p>
@@ -938,6 +1007,9 @@
           <w:ilvl w:val="0"/>
           <w:numId w:val="13"/>
         </w:numPr>
+        <w:rPr>
+          <w:rFonts w:hint="eastAsia"/>
+        </w:rPr>
       </w:pPr>
       <w:r>
         <w:t>数据结论：</w:t>
@@ -989,6 +1061,9 @@
           <w:ilvl w:val="0"/>
           <w:numId w:val="13"/>
         </w:numPr>
+        <w:rPr>
+          <w:rFonts w:hint="eastAsia"/>
+        </w:rPr>
       </w:pPr>
       <w:r>
         <w:t>图表：</w:t>
@@ -1040,6 +1115,9 @@
           <w:ilvl w:val="0"/>
           <w:numId w:val="13"/>
         </w:numPr>
+        <w:rPr>
+          <w:rFonts w:hint="eastAsia"/>
+        </w:rPr>
       </w:pPr>
       <w:r>
         <w:t>小结：</w:t>
@@ -1059,6 +1137,7 @@
         <w:pStyle w:val="a5"/>
         <w:jc w:val="left"/>
         <w:rPr>
+          <w:rFonts w:hint="eastAsia"/>
           <w:b/>
           <w:bCs/>
           <w:sz w:val="24"/>
@@ -1081,6 +1160,9 @@
           <w:ilvl w:val="0"/>
           <w:numId w:val="14"/>
         </w:numPr>
+        <w:rPr>
+          <w:rFonts w:hint="eastAsia"/>
+        </w:rPr>
       </w:pPr>
       <w:r>
         <w:t>数据结论：</w:t>
@@ -1133,6 +1215,9 @@
           <w:ilvl w:val="0"/>
           <w:numId w:val="14"/>
         </w:numPr>
+        <w:rPr>
+          <w:rFonts w:hint="eastAsia"/>
+        </w:rPr>
       </w:pPr>
       <w:r>
         <w:t>图表：</w:t>
@@ -1184,6 +1269,9 @@
           <w:ilvl w:val="0"/>
           <w:numId w:val="14"/>
         </w:numPr>
+        <w:rPr>
+          <w:rFonts w:hint="eastAsia"/>
+        </w:rPr>
       </w:pPr>
       <w:r>
         <w:t>小结</w:t>
@@ -1216,6 +1304,7 @@
         <w:pStyle w:val="a5"/>
         <w:jc w:val="left"/>
         <w:rPr>
+          <w:rFonts w:hint="eastAsia"/>
           <w:b/>
           <w:bCs/>
           <w:sz w:val="24"/>
@@ -1238,6 +1327,9 @@
           <w:ilvl w:val="0"/>
           <w:numId w:val="15"/>
         </w:numPr>
+        <w:rPr>
+          <w:rFonts w:hint="eastAsia"/>
+        </w:rPr>
       </w:pPr>
       <w:r>
         <w:t>数据结论：</w:t>
@@ -1246,6 +1338,9 @@
     <w:p>
       <w:pPr>
         <w:ind w:left="720"/>
+        <w:rPr>
+          <w:rFonts w:hint="eastAsia"/>
+        </w:rPr>
       </w:pPr>
       <w:r>
         <w:rPr>
@@ -1294,6 +1389,9 @@
           <w:ilvl w:val="0"/>
           <w:numId w:val="15"/>
         </w:numPr>
+        <w:rPr>
+          <w:rFonts w:hint="eastAsia"/>
+        </w:rPr>
       </w:pPr>
       <w:r>
         <w:t>图表：</w:t>
@@ -1345,6 +1443,9 @@
           <w:ilvl w:val="0"/>
           <w:numId w:val="15"/>
         </w:numPr>
+        <w:rPr>
+          <w:rFonts w:hint="eastAsia"/>
+        </w:rPr>
       </w:pPr>
       <w:r>
         <w:t>小结：机构营收</w:t>
@@ -1372,6 +1473,7 @@
         <w:pStyle w:val="a5"/>
         <w:jc w:val="left"/>
         <w:rPr>
+          <w:rFonts w:hint="eastAsia"/>
           <w:b/>
           <w:bCs/>
           <w:sz w:val="24"/>
@@ -1394,6 +1496,9 @@
           <w:ilvl w:val="0"/>
           <w:numId w:val="16"/>
         </w:numPr>
+        <w:rPr>
+          <w:rFonts w:hint="eastAsia"/>
+        </w:rPr>
       </w:pPr>
       <w:r>
         <w:t>数据结论：</w:t>
@@ -1446,6 +1551,9 @@
           <w:ilvl w:val="0"/>
           <w:numId w:val="16"/>
         </w:numPr>
+        <w:rPr>
+          <w:rFonts w:hint="eastAsia"/>
+        </w:rPr>
       </w:pPr>
       <w:r>
         <w:t>图表：</w:t>
@@ -1497,6 +1605,9 @@
           <w:ilvl w:val="0"/>
           <w:numId w:val="16"/>
         </w:numPr>
+        <w:rPr>
+          <w:rFonts w:hint="eastAsia"/>
+        </w:rPr>
       </w:pPr>
       <w:r>
         <w:t>小结：参与考级、赛事的学员平均 LTV 明显高于未参与学员，活动运营对提升学员价值有正向作用。</w:t>
@@ -1507,6 +1618,7 @@
         <w:pStyle w:val="a5"/>
         <w:jc w:val="left"/>
         <w:rPr>
+          <w:rFonts w:hint="eastAsia"/>
           <w:b/>
           <w:bCs/>
           <w:sz w:val="24"/>
@@ -1524,6 +1636,11 @@
       </w:r>
     </w:p>
     <w:p>
+      <w:pPr>
+        <w:rPr>
+          <w:rFonts w:hint="eastAsia"/>
+        </w:rPr>
+      </w:pPr>
       <w:r>
         <w:t>本次基于业务场景衍生两大运营特征：续费潜力、学员活跃度</w:t>
       </w:r>
@@ -1534,6 +1651,9 @@
           <w:ilvl w:val="0"/>
           <w:numId w:val="17"/>
         </w:numPr>
+        <w:rPr>
+          <w:rFonts w:hint="eastAsia"/>
+        </w:rPr>
       </w:pPr>
       <w:r>
         <w:t xml:space="preserve">续费潜力（依据：续费间隔天数 + 合计总收入） </w:t>
@@ -1545,6 +1665,9 @@
           <w:ilvl w:val="1"/>
           <w:numId w:val="17"/>
         </w:numPr>
+        <w:rPr>
+          <w:rFonts w:hint="eastAsia"/>
+        </w:rPr>
       </w:pPr>
       <w:r>
         <w:t>等级划分：高续</w:t>
@@ -1580,6 +1703,9 @@
           <w:ilvl w:val="1"/>
           <w:numId w:val="17"/>
         </w:numPr>
+        <w:rPr>
+          <w:rFonts w:hint="eastAsia"/>
+        </w:rPr>
       </w:pPr>
       <w:r>
         <w:t>分布数据：</w:t>
@@ -1588,6 +1714,9 @@
     <w:p>
       <w:pPr>
         <w:ind w:left="1440"/>
+        <w:rPr>
+          <w:rFonts w:hint="eastAsia"/>
+        </w:rPr>
       </w:pPr>
       <w:r>
         <w:rPr>
@@ -1676,6 +1805,9 @@
           <w:ilvl w:val="0"/>
           <w:numId w:val="17"/>
         </w:numPr>
+        <w:rPr>
+          <w:rFonts w:hint="eastAsia"/>
+        </w:rPr>
       </w:pPr>
       <w:r>
         <w:lastRenderedPageBreak/>
@@ -1688,6 +1820,9 @@
           <w:ilvl w:val="1"/>
           <w:numId w:val="17"/>
         </w:numPr>
+        <w:rPr>
+          <w:rFonts w:hint="eastAsia"/>
+        </w:rPr>
       </w:pPr>
       <w:r>
         <w:t>等级划分：活跃学员 / 普通学员</w:t>
@@ -1699,6 +1834,9 @@
           <w:ilvl w:val="1"/>
           <w:numId w:val="17"/>
         </w:numPr>
+        <w:rPr>
+          <w:rFonts w:hint="eastAsia"/>
+        </w:rPr>
       </w:pPr>
       <w:r>
         <w:t>分布数据：</w:t>
@@ -1707,6 +1845,9 @@
     <w:p>
       <w:pPr>
         <w:ind w:left="1440"/>
+        <w:rPr>
+          <w:rFonts w:hint="eastAsia"/>
+        </w:rPr>
       </w:pPr>
       <w:r>
         <w:rPr>
@@ -1819,6 +1960,17 @@
           <w:numId w:val="4"/>
         </w:numPr>
         <w:rPr>
+          <w:rFonts w:asciiTheme="majorHAnsi" w:eastAsiaTheme="majorEastAsia" w:hAnsiTheme="majorHAnsi" w:cstheme="majorBidi" w:hint="eastAsia"/>
+          <w:b/>
+          <w:bCs/>
+          <w:color w:val="595959" w:themeColor="text1" w:themeTint="A6"/>
+          <w:spacing w:val="15"/>
+          <w:sz w:val="28"/>
+          <w:szCs w:val="28"/>
+        </w:rPr>
+      </w:pPr>
+      <w:r>
+        <w:rPr>
           <w:rFonts w:asciiTheme="majorHAnsi" w:eastAsiaTheme="majorEastAsia" w:hAnsiTheme="majorHAnsi" w:cstheme="majorBidi"/>
           <w:b/>
           <w:bCs/>
@@ -1827,6 +1979,100 @@
           <w:sz w:val="28"/>
           <w:szCs w:val="28"/>
         </w:rPr>
+        <w:t>现存业务问题总结</w:t>
+      </w:r>
+    </w:p>
+    <w:p>
+      <w:pPr>
+        <w:ind w:firstLineChars="200" w:firstLine="440"/>
+        <w:rPr>
+          <w:rFonts w:hint="eastAsia"/>
+        </w:rPr>
+      </w:pPr>
+      <w:r>
+        <w:t>结合以上分析，梳理机构目前存在的问题：</w:t>
+      </w:r>
+    </w:p>
+    <w:p>
+      <w:pPr>
+        <w:numPr>
+          <w:ilvl w:val="0"/>
+          <w:numId w:val="18"/>
+        </w:numPr>
+        <w:rPr>
+          <w:rFonts w:hint="eastAsia"/>
+        </w:rPr>
+      </w:pPr>
+      <w:r>
+        <w:t>营收依赖少数主力课程，课程结构单一，风险较高；</w:t>
+      </w:r>
+    </w:p>
+    <w:p>
+      <w:pPr>
+        <w:numPr>
+          <w:ilvl w:val="0"/>
+          <w:numId w:val="18"/>
+        </w:numPr>
+        <w:rPr>
+          <w:rFonts w:hint="eastAsia"/>
+        </w:rPr>
+      </w:pPr>
+      <w:r>
+        <w:t>整体续费营收占比偏低，学员复购、二次转化能力不足；</w:t>
+      </w:r>
+    </w:p>
+    <w:p>
+      <w:pPr>
+        <w:numPr>
+          <w:ilvl w:val="0"/>
+          <w:numId w:val="18"/>
+        </w:numPr>
+        <w:rPr>
+          <w:rFonts w:hint="eastAsia"/>
+        </w:rPr>
+      </w:pPr>
+      <w:r>
+        <w:t>低价值学员基数大，</w:t>
+      </w:r>
+      <w:proofErr w:type="gramStart"/>
+      <w:r>
+        <w:t>单客营收</w:t>
+      </w:r>
+      <w:proofErr w:type="gramEnd"/>
+      <w:r>
+        <w:t>贡献弱，未充分挖掘潜力；</w:t>
+      </w:r>
+    </w:p>
+    <w:p>
+      <w:pPr>
+        <w:numPr>
+          <w:ilvl w:val="0"/>
+          <w:numId w:val="18"/>
+        </w:numPr>
+        <w:rPr>
+          <w:rFonts w:hint="eastAsia"/>
+        </w:rPr>
+      </w:pPr>
+      <w:r>
+        <w:t>仍有部分学员未参与赛事 / 考级，活动覆盖率有待提升。</w:t>
+      </w:r>
+    </w:p>
+    <w:p>
+      <w:pPr>
+        <w:pStyle w:val="a9"/>
+        <w:numPr>
+          <w:ilvl w:val="0"/>
+          <w:numId w:val="4"/>
+        </w:numPr>
+        <w:rPr>
+          <w:rFonts w:asciiTheme="majorHAnsi" w:eastAsiaTheme="majorEastAsia" w:hAnsiTheme="majorHAnsi" w:cstheme="majorBidi" w:hint="eastAsia"/>
+          <w:b/>
+          <w:bCs/>
+          <w:color w:val="595959" w:themeColor="text1" w:themeTint="A6"/>
+          <w:spacing w:val="15"/>
+          <w:sz w:val="28"/>
+          <w:szCs w:val="28"/>
+        </w:rPr>
       </w:pPr>
       <w:r>
         <w:rPr>
@@ -1838,70 +2084,149 @@
           <w:sz w:val="28"/>
           <w:szCs w:val="28"/>
         </w:rPr>
-        <w:t>现存业务问题总结</w:t>
-      </w:r>
-    </w:p>
-    <w:p>
-      <w:pPr>
-        <w:ind w:firstLineChars="200" w:firstLine="440"/>
-      </w:pPr>
-      <w:r>
-        <w:t>结合以上分析，梳理机构目前存在的问题：</w:t>
+        <w:t>落地运营优化建议</w:t>
       </w:r>
     </w:p>
     <w:p>
       <w:pPr>
         <w:numPr>
           <w:ilvl w:val="0"/>
-          <w:numId w:val="18"/>
+          <w:numId w:val="19"/>
         </w:numPr>
-      </w:pPr>
-      <w:r>
-        <w:t>营收依赖少数主力课程，课程结构单一，风险较高；</w:t>
+        <w:rPr>
+          <w:rFonts w:hint="eastAsia"/>
+        </w:rPr>
+      </w:pPr>
+      <w:r>
+        <w:t>针对课程结构</w:t>
+      </w:r>
+    </w:p>
+    <w:p>
+      <w:pPr>
+        <w:ind w:firstLineChars="200" w:firstLine="440"/>
+        <w:rPr>
+          <w:rFonts w:hint="eastAsia"/>
+        </w:rPr>
+      </w:pPr>
+      <w:r>
+        <w:t>巩固主力课程优势，针对小众课程推出组合优惠、体验课，扩大招生基数。</w:t>
       </w:r>
     </w:p>
     <w:p>
       <w:pPr>
         <w:numPr>
           <w:ilvl w:val="0"/>
-          <w:numId w:val="18"/>
+          <w:numId w:val="19"/>
         </w:numPr>
-      </w:pPr>
-      <w:r>
-        <w:t>整体续费营收占比偏低，学员复购、二次转化能力不足；</w:t>
+        <w:rPr>
+          <w:rFonts w:hint="eastAsia"/>
+        </w:rPr>
+      </w:pPr>
+      <w:r>
+        <w:t>针对学员续费</w:t>
+      </w:r>
+    </w:p>
+    <w:p>
+      <w:pPr>
+        <w:ind w:firstLineChars="200" w:firstLine="440"/>
+        <w:rPr>
+          <w:rFonts w:hint="eastAsia"/>
+        </w:rPr>
+      </w:pPr>
+      <w:r>
+        <w:t>重点维护高价值、高续</w:t>
+      </w:r>
+      <w:proofErr w:type="gramStart"/>
+      <w:r>
+        <w:t>费潜力</w:t>
+      </w:r>
+      <w:proofErr w:type="gramEnd"/>
+      <w:r>
+        <w:t>学员，定向推送续费福利；对中潜力学员做定期回访，提升续费率。</w:t>
       </w:r>
     </w:p>
     <w:p>
       <w:pPr>
         <w:numPr>
           <w:ilvl w:val="0"/>
-          <w:numId w:val="18"/>
+          <w:numId w:val="19"/>
         </w:numPr>
-      </w:pPr>
-      <w:r>
-        <w:t>低价值学员基数大，</w:t>
+        <w:rPr>
+          <w:rFonts w:hint="eastAsia"/>
+        </w:rPr>
+      </w:pPr>
+      <w:r>
+        <w:t>针对低价值学员</w:t>
+      </w:r>
+    </w:p>
+    <w:p>
+      <w:pPr>
+        <w:ind w:firstLineChars="200" w:firstLine="440"/>
+        <w:rPr>
+          <w:rFonts w:hint="eastAsia"/>
+        </w:rPr>
+      </w:pPr>
+      <w:r>
+        <w:t>推出低价短期课程、体验活动，逐步提升学员消费意愿</w:t>
       </w:r>
       <w:proofErr w:type="gramStart"/>
       <w:r>
-        <w:t>单客营收</w:t>
+        <w:t>与单客营收</w:t>
       </w:r>
       <w:proofErr w:type="gramEnd"/>
       <w:r>
-        <w:t>贡献弱，未充分挖掘潜力；</w:t>
+        <w:t>。</w:t>
       </w:r>
     </w:p>
     <w:p>
       <w:pPr>
         <w:numPr>
           <w:ilvl w:val="0"/>
-          <w:numId w:val="18"/>
+          <w:numId w:val="19"/>
         </w:numPr>
         <w:rPr>
           <w:rFonts w:hint="eastAsia"/>
         </w:rPr>
       </w:pPr>
       <w:r>
-        <w:t>仍有部分学员未参与赛事 / 考级，活动覆盖率有待提升。</w:t>
+        <w:t>针对活动运营</w:t>
+      </w:r>
+    </w:p>
+    <w:p>
+      <w:pPr>
+        <w:ind w:firstLineChars="200" w:firstLine="440"/>
+        <w:rPr>
+          <w:rFonts w:hint="eastAsia"/>
+        </w:rPr>
+      </w:pPr>
+      <w:r>
+        <w:t>加大考级、赛事宣传力度，提升全体学员活动参与率，借助活动拉动整体 LTV。</w:t>
+      </w:r>
+    </w:p>
+    <w:p>
+      <w:pPr>
+        <w:numPr>
+          <w:ilvl w:val="0"/>
+          <w:numId w:val="19"/>
+        </w:numPr>
+        <w:rPr>
+          <w:rFonts w:hint="eastAsia"/>
+        </w:rPr>
+      </w:pPr>
+      <w:r>
+        <w:t>针对分层运营</w:t>
+      </w:r>
+    </w:p>
+    <w:p>
+      <w:pPr>
+        <w:ind w:firstLineChars="200" w:firstLine="440"/>
+        <w:rPr>
+          <w:rFonts w:hint="eastAsia"/>
+        </w:rPr>
+      </w:pPr>
+      <w:r>
+        <w:lastRenderedPageBreak/>
+        <w:t>建立学员标签体系（价值分层 + 活跃度 + 续费潜力），实现千人千面的精细化运营。</w:t>
       </w:r>
     </w:p>
     <w:p>
@@ -1911,6 +2236,17 @@
           <w:ilvl w:val="0"/>
           <w:numId w:val="4"/>
         </w:numPr>
+        <w:rPr>
+          <w:rFonts w:asciiTheme="majorHAnsi" w:eastAsiaTheme="majorEastAsia" w:hAnsiTheme="majorHAnsi" w:cstheme="majorBidi" w:hint="eastAsia"/>
+          <w:b/>
+          <w:bCs/>
+          <w:color w:val="595959" w:themeColor="text1" w:themeTint="A6"/>
+          <w:spacing w:val="15"/>
+          <w:sz w:val="28"/>
+          <w:szCs w:val="28"/>
+        </w:rPr>
+      </w:pPr>
+      <w:r>
         <w:rPr>
           <w:rFonts w:asciiTheme="majorHAnsi" w:eastAsiaTheme="majorEastAsia" w:hAnsiTheme="majorHAnsi" w:cstheme="majorBidi"/>
           <w:b/>
@@ -1920,6 +2256,139 @@
           <w:sz w:val="28"/>
           <w:szCs w:val="28"/>
         </w:rPr>
+        <w:t>分析局限性与后续优化方向</w:t>
+      </w:r>
+    </w:p>
+    <w:p>
+      <w:pPr>
+        <w:pStyle w:val="a5"/>
+        <w:jc w:val="left"/>
+        <w:rPr>
+          <w:rFonts w:hint="eastAsia"/>
+          <w:b/>
+          <w:bCs/>
+          <w:sz w:val="24"/>
+          <w:szCs w:val="24"/>
+        </w:rPr>
+      </w:pPr>
+      <w:r>
+        <w:rPr>
+          <w:b/>
+          <w:bCs/>
+          <w:sz w:val="24"/>
+          <w:szCs w:val="24"/>
+        </w:rPr>
+        <w:t>8.1 局限性</w:t>
+      </w:r>
+    </w:p>
+    <w:p>
+      <w:pPr>
+        <w:numPr>
+          <w:ilvl w:val="0"/>
+          <w:numId w:val="20"/>
+        </w:numPr>
+        <w:rPr>
+          <w:rFonts w:hint="eastAsia"/>
+        </w:rPr>
+      </w:pPr>
+      <w:r>
+        <w:t>本次仅使用单年度数据，无往年同期数据，无法开展同比分析；</w:t>
+      </w:r>
+    </w:p>
+    <w:p>
+      <w:pPr>
+        <w:numPr>
+          <w:ilvl w:val="0"/>
+          <w:numId w:val="20"/>
+        </w:numPr>
+        <w:rPr>
+          <w:rFonts w:hint="eastAsia"/>
+        </w:rPr>
+      </w:pPr>
+      <w:r>
+        <w:t>暂无学员流失、退费等数据，暂无法做学员流失专项分析。</w:t>
+      </w:r>
+    </w:p>
+    <w:p>
+      <w:pPr>
+        <w:pStyle w:val="a5"/>
+        <w:jc w:val="left"/>
+        <w:rPr>
+          <w:rFonts w:hint="eastAsia"/>
+          <w:b/>
+          <w:bCs/>
+          <w:sz w:val="24"/>
+          <w:szCs w:val="24"/>
+        </w:rPr>
+      </w:pPr>
+      <w:r>
+        <w:rPr>
+          <w:b/>
+          <w:bCs/>
+          <w:sz w:val="24"/>
+          <w:szCs w:val="24"/>
+        </w:rPr>
+        <w:t>8.2 后续优化方向</w:t>
+      </w:r>
+    </w:p>
+    <w:p>
+      <w:pPr>
+        <w:numPr>
+          <w:ilvl w:val="0"/>
+          <w:numId w:val="21"/>
+        </w:numPr>
+        <w:rPr>
+          <w:rFonts w:hint="eastAsia"/>
+        </w:rPr>
+      </w:pPr>
+      <w:r>
+        <w:t>持续积累多年数据，完善同比、长期趋势分析；</w:t>
+      </w:r>
+    </w:p>
+    <w:p>
+      <w:pPr>
+        <w:numPr>
+          <w:ilvl w:val="0"/>
+          <w:numId w:val="21"/>
+        </w:numPr>
+        <w:rPr>
+          <w:rFonts w:hint="eastAsia"/>
+        </w:rPr>
+      </w:pPr>
+      <w:r>
+        <w:t>新增学员流失特征，搭建流失预警模型；</w:t>
+      </w:r>
+    </w:p>
+    <w:p>
+      <w:pPr>
+        <w:numPr>
+          <w:ilvl w:val="0"/>
+          <w:numId w:val="21"/>
+        </w:numPr>
+        <w:rPr>
+          <w:rFonts w:hint="eastAsia"/>
+        </w:rPr>
+      </w:pPr>
+      <w:r>
+        <w:t>结合 Streamlit 交互式看板，实现数据自动化更新，常态化监控营收与学员状态。</w:t>
+      </w:r>
+    </w:p>
+    <w:p>
+      <w:pPr>
+        <w:pStyle w:val="a9"/>
+        <w:numPr>
+          <w:ilvl w:val="0"/>
+          <w:numId w:val="4"/>
+        </w:numPr>
+        <w:rPr>
+          <w:rFonts w:asciiTheme="majorHAnsi" w:eastAsiaTheme="majorEastAsia" w:hAnsiTheme="majorHAnsi" w:cstheme="majorBidi" w:hint="eastAsia"/>
+          <w:b/>
+          <w:bCs/>
+          <w:color w:val="595959" w:themeColor="text1" w:themeTint="A6"/>
+          <w:spacing w:val="15"/>
+          <w:sz w:val="28"/>
+          <w:szCs w:val="28"/>
+        </w:rPr>
       </w:pPr>
       <w:r>
         <w:rPr>
@@ -1931,285 +2400,15 @@
           <w:sz w:val="28"/>
           <w:szCs w:val="28"/>
         </w:rPr>
-        <w:t>落地运营优化建议</w:t>
-      </w:r>
-    </w:p>
-    <w:p>
-      <w:pPr>
-        <w:numPr>
-          <w:ilvl w:val="0"/>
-          <w:numId w:val="19"/>
-        </w:numPr>
-      </w:pPr>
-      <w:r>
-        <w:t>针对课程结构</w:t>
-      </w:r>
-    </w:p>
-    <w:p>
-      <w:pPr>
-        <w:ind w:firstLineChars="200" w:firstLine="440"/>
-      </w:pPr>
-      <w:r>
-        <w:t>巩固主力课程优势，针对小众课程推出组合优惠、体验课，扩大招生基数。</w:t>
-      </w:r>
-    </w:p>
-    <w:p>
-      <w:pPr>
-        <w:numPr>
-          <w:ilvl w:val="0"/>
-          <w:numId w:val="19"/>
-        </w:numPr>
-      </w:pPr>
-      <w:r>
-        <w:t>针对学员续费</w:t>
-      </w:r>
-    </w:p>
-    <w:p>
-      <w:pPr>
-        <w:ind w:firstLineChars="200" w:firstLine="440"/>
-      </w:pPr>
-      <w:r>
-        <w:t>重点维护高价值、高续</w:t>
-      </w:r>
-      <w:proofErr w:type="gramStart"/>
-      <w:r>
-        <w:t>费潜力</w:t>
-      </w:r>
-      <w:proofErr w:type="gramEnd"/>
-      <w:r>
-        <w:t>学员，定向推送续费福利；对中潜力学员做定期回访，提升续费率。</w:t>
-      </w:r>
-    </w:p>
-    <w:p>
-      <w:pPr>
-        <w:numPr>
-          <w:ilvl w:val="0"/>
-          <w:numId w:val="19"/>
-        </w:numPr>
-      </w:pPr>
-      <w:r>
-        <w:t>针对低价值学员</w:t>
-      </w:r>
-    </w:p>
-    <w:p>
-      <w:pPr>
-        <w:ind w:firstLineChars="200" w:firstLine="440"/>
-      </w:pPr>
-      <w:r>
-        <w:t>推出低价短期课程、体验活动，逐步提升学员消费意愿</w:t>
-      </w:r>
-      <w:proofErr w:type="gramStart"/>
-      <w:r>
-        <w:t>与单客营收</w:t>
-      </w:r>
-      <w:proofErr w:type="gramEnd"/>
-      <w:r>
-        <w:t>。</w:t>
-      </w:r>
-    </w:p>
-    <w:p>
-      <w:pPr>
-        <w:numPr>
-          <w:ilvl w:val="0"/>
-          <w:numId w:val="19"/>
-        </w:numPr>
-      </w:pPr>
-      <w:r>
-        <w:t>针对活动运营</w:t>
-      </w:r>
-    </w:p>
-    <w:p>
-      <w:pPr>
-        <w:ind w:firstLineChars="200" w:firstLine="440"/>
-      </w:pPr>
-      <w:r>
-        <w:t>加大考级、赛事宣传力度，提升全体学员活动参与率，借助活动拉动整体 LTV。</w:t>
-      </w:r>
-    </w:p>
-    <w:p>
-      <w:pPr>
-        <w:numPr>
-          <w:ilvl w:val="0"/>
-          <w:numId w:val="19"/>
-        </w:numPr>
-      </w:pPr>
-      <w:r>
-        <w:t>针对分层运营</w:t>
-      </w:r>
-    </w:p>
-    <w:p>
-      <w:pPr>
-        <w:ind w:firstLineChars="200" w:firstLine="440"/>
-        <w:rPr>
-          <w:rFonts w:hint="eastAsia"/>
-        </w:rPr>
-      </w:pPr>
-      <w:r>
-        <w:lastRenderedPageBreak/>
-        <w:t>建立学员标签体系（价值分层 + 活跃度 + 续费潜力），实现千人千面的精细化运营。</w:t>
-      </w:r>
-    </w:p>
-    <w:p>
-      <w:pPr>
-        <w:pStyle w:val="a9"/>
-        <w:numPr>
-          <w:ilvl w:val="0"/>
-          <w:numId w:val="4"/>
-        </w:numPr>
-        <w:rPr>
-          <w:rFonts w:asciiTheme="majorHAnsi" w:eastAsiaTheme="majorEastAsia" w:hAnsiTheme="majorHAnsi" w:cstheme="majorBidi"/>
-          <w:b/>
-          <w:bCs/>
-          <w:color w:val="595959" w:themeColor="text1" w:themeTint="A6"/>
-          <w:spacing w:val="15"/>
-          <w:sz w:val="28"/>
-          <w:szCs w:val="28"/>
-        </w:rPr>
-      </w:pPr>
-      <w:r>
-        <w:rPr>
-          <w:rFonts w:asciiTheme="majorHAnsi" w:eastAsiaTheme="majorEastAsia" w:hAnsiTheme="majorHAnsi" w:cstheme="majorBidi"/>
-          <w:b/>
-          <w:bCs/>
-          <w:color w:val="595959" w:themeColor="text1" w:themeTint="A6"/>
-          <w:spacing w:val="15"/>
-          <w:sz w:val="28"/>
-          <w:szCs w:val="28"/>
-        </w:rPr>
-        <w:t>分析局限性与后续优化方向</w:t>
-      </w:r>
-    </w:p>
-    <w:p>
-      <w:pPr>
-        <w:pStyle w:val="a5"/>
-        <w:jc w:val="left"/>
-        <w:rPr>
-          <w:b/>
-          <w:bCs/>
-          <w:sz w:val="24"/>
-          <w:szCs w:val="24"/>
-        </w:rPr>
-      </w:pPr>
-      <w:r>
-        <w:rPr>
-          <w:b/>
-          <w:bCs/>
-          <w:sz w:val="24"/>
-          <w:szCs w:val="24"/>
-        </w:rPr>
-        <w:t>8.1 局限性</w:t>
-      </w:r>
-    </w:p>
-    <w:p>
-      <w:pPr>
-        <w:numPr>
-          <w:ilvl w:val="0"/>
-          <w:numId w:val="20"/>
-        </w:numPr>
-      </w:pPr>
-      <w:r>
-        <w:t>本次仅使用单年度数据，无往年同期数据，无法开展同比分析；</w:t>
-      </w:r>
-    </w:p>
-    <w:p>
-      <w:pPr>
-        <w:numPr>
-          <w:ilvl w:val="0"/>
-          <w:numId w:val="20"/>
-        </w:numPr>
-      </w:pPr>
-      <w:r>
-        <w:t>暂无学员流失、退费等数据，暂无法做学员流失专项分析。</w:t>
-      </w:r>
-    </w:p>
-    <w:p>
-      <w:pPr>
-        <w:pStyle w:val="a5"/>
-        <w:jc w:val="left"/>
-        <w:rPr>
-          <w:b/>
-          <w:bCs/>
-          <w:sz w:val="24"/>
-          <w:szCs w:val="24"/>
-        </w:rPr>
-      </w:pPr>
-      <w:r>
-        <w:rPr>
-          <w:b/>
-          <w:bCs/>
-          <w:sz w:val="24"/>
-          <w:szCs w:val="24"/>
-        </w:rPr>
-        <w:t>8.2 后续优化方向</w:t>
-      </w:r>
-    </w:p>
-    <w:p>
-      <w:pPr>
-        <w:numPr>
-          <w:ilvl w:val="0"/>
-          <w:numId w:val="21"/>
-        </w:numPr>
-      </w:pPr>
-      <w:r>
-        <w:t>持续积累多年数据，完善同比、长期趋势分析；</w:t>
-      </w:r>
-    </w:p>
-    <w:p>
-      <w:pPr>
-        <w:numPr>
-          <w:ilvl w:val="0"/>
-          <w:numId w:val="21"/>
-        </w:numPr>
-      </w:pPr>
-      <w:r>
-        <w:t>新增学员流失特征，搭建流失预警模型；</w:t>
-      </w:r>
-    </w:p>
-    <w:p>
-      <w:pPr>
-        <w:numPr>
-          <w:ilvl w:val="0"/>
-          <w:numId w:val="21"/>
-        </w:numPr>
-        <w:rPr>
-          <w:rFonts w:hint="eastAsia"/>
-        </w:rPr>
-      </w:pPr>
-      <w:r>
-        <w:t>结合 Streamlit 交互式看板，实现数据自动化更新，常态化监控营收与学员状态。</w:t>
-      </w:r>
-    </w:p>
-    <w:p>
-      <w:pPr>
-        <w:pStyle w:val="a9"/>
-        <w:numPr>
-          <w:ilvl w:val="0"/>
-          <w:numId w:val="4"/>
-        </w:numPr>
-        <w:rPr>
-          <w:rFonts w:asciiTheme="majorHAnsi" w:eastAsiaTheme="majorEastAsia" w:hAnsiTheme="majorHAnsi" w:cstheme="majorBidi"/>
-          <w:b/>
-          <w:bCs/>
-          <w:color w:val="595959" w:themeColor="text1" w:themeTint="A6"/>
-          <w:spacing w:val="15"/>
-          <w:sz w:val="28"/>
-          <w:szCs w:val="28"/>
-        </w:rPr>
-      </w:pPr>
-      <w:r>
-        <w:rPr>
-          <w:rFonts w:asciiTheme="majorHAnsi" w:eastAsiaTheme="majorEastAsia" w:hAnsiTheme="majorHAnsi" w:cstheme="majorBidi"/>
-          <w:b/>
-          <w:bCs/>
-          <w:color w:val="595959" w:themeColor="text1" w:themeTint="A6"/>
-          <w:spacing w:val="15"/>
-          <w:sz w:val="28"/>
-          <w:szCs w:val="28"/>
-        </w:rPr>
         <w:t>附录</w:t>
       </w:r>
     </w:p>
     <w:p>
+      <w:pPr>
+        <w:rPr>
+          <w:rFonts w:hint="eastAsia"/>
+        </w:rPr>
+      </w:pPr>
       <w:r>
         <w:rPr>
           <w:noProof/>
@@ -5526,6 +5725,7 @@
   <w:style w:type="character" w:default="1" w:styleId="a0">
     <w:name w:val="Default Paragraph Font"/>
     <w:uiPriority w:val="1"/>
+    <w:semiHidden/>
     <w:unhideWhenUsed/>
   </w:style>
   <w:style w:type="table" w:default="1" w:styleId="a1">
